--- a/assets/experience_rcm.docx
+++ b/assets/experience_rcm.docx
@@ -54,7 +54,7 @@
     <w:p>
       <w:pPr>
         <w:tabs>
-          <w:tab w:val="left" w:pos="7230"/>
+          <w:tab w:val="left" w:pos="6804"/>
         </w:tabs>
         <w:ind w:left="-142"/>
         <w:rPr>
@@ -126,33 +126,7 @@
           <w:szCs w:val="20"/>
           <w:lang w:val="en-US"/>
         </w:rPr>
-        <w:t xml:space="preserve">Emp. </w:t>
-      </w:r>
-      <w:proofErr w:type="gramStart"/>
-      <w:r>
-        <w:rPr>
-          <w:rFonts w:ascii="Poppins" w:hAnsi="Poppins" w:cs="Poppins"/>
-          <w:b/>
-          <w:bCs/>
-          <w:color w:val="002060"/>
-          <w:sz w:val="24"/>
-          <w:szCs w:val="20"/>
-          <w:lang w:val="en-US"/>
-        </w:rPr>
-        <w:t>ID:-</w:t>
-      </w:r>
-      <w:proofErr w:type="gramEnd"/>
-      <w:r>
-        <w:rPr>
-          <w:rFonts w:ascii="Poppins" w:hAnsi="Poppins" w:cs="Poppins"/>
-          <w:b/>
-          <w:bCs/>
-          <w:color w:val="002060"/>
-          <w:sz w:val="24"/>
-          <w:szCs w:val="20"/>
-          <w:lang w:val="en-US"/>
-        </w:rPr>
-        <w:t xml:space="preserve"> {{</w:t>
+        <w:t>Emp. ID:- {{</w:t>
       </w:r>
       <w:proofErr w:type="spellStart"/>
       <w:r>
@@ -754,27 +728,7 @@
                               <w:sz w:val="20"/>
                               <w:szCs w:val="20"/>
                             </w:rPr>
-                            <w:t xml:space="preserve">U.S. </w:t>
-                          </w:r>
-                          <w:proofErr w:type="gramStart"/>
-                          <w:r>
-                            <w:rPr>
-                              <w:rFonts w:ascii="Poppins SemiBold" w:hAnsi="Poppins SemiBold" w:cs="Poppins SemiBold"/>
-                              <w:color w:val="002060"/>
-                              <w:sz w:val="20"/>
-                              <w:szCs w:val="20"/>
-                            </w:rPr>
-                            <w:t>Address:-</w:t>
-                          </w:r>
-                          <w:proofErr w:type="gramEnd"/>
-                          <w:r>
-                            <w:rPr>
-                              <w:rFonts w:ascii="Poppins SemiBold" w:hAnsi="Poppins SemiBold" w:cs="Poppins SemiBold"/>
-                              <w:color w:val="002060"/>
-                              <w:sz w:val="20"/>
-                              <w:szCs w:val="20"/>
-                            </w:rPr>
-                            <w:t xml:space="preserve"> 473, </w:t>
+                            <w:t xml:space="preserve">U.S. Address:- 473, </w:t>
                           </w:r>
                           <w:proofErr w:type="spellStart"/>
                           <w:r>
@@ -949,27 +903,7 @@
                               <w:sz w:val="20"/>
                               <w:szCs w:val="20"/>
                             </w:rPr>
-                            <w:t xml:space="preserve">India </w:t>
-                          </w:r>
-                          <w:proofErr w:type="gramStart"/>
-                          <w:r>
-                            <w:rPr>
-                              <w:rFonts w:ascii="Poppins SemiBold" w:hAnsi="Poppins SemiBold" w:cs="Poppins SemiBold"/>
-                              <w:color w:val="002060"/>
-                              <w:sz w:val="20"/>
-                              <w:szCs w:val="20"/>
-                            </w:rPr>
-                            <w:t>Address:-</w:t>
-                          </w:r>
-                          <w:proofErr w:type="gramEnd"/>
-                          <w:r>
-                            <w:rPr>
-                              <w:rFonts w:ascii="Poppins SemiBold" w:hAnsi="Poppins SemiBold" w:cs="Poppins SemiBold"/>
-                              <w:color w:val="002060"/>
-                              <w:sz w:val="20"/>
-                              <w:szCs w:val="20"/>
-                            </w:rPr>
-                            <w:t xml:space="preserve"> B-7, 1st floor, B Block, Sector 2, Noida, Uttar Pradesh 201301</w:t>
+                            <w:t>India Address:- B-7, 1st floor, B Block, Sector 2, Noida, Uttar Pradesh 201301</w:t>
                           </w:r>
                         </w:p>
                       </w:txbxContent>
